--- a/tests/outputs/soan-bien-ban-hop--tai-lon.docx
+++ b/tests/outputs/soan-bien-ban-hop--tai-lon.docx
@@ -1312,6 +1312,7 @@
       </w:tblGrid>
       <w:tr>
         <w:trPr>
+          <w:trHeight w:val="454" w:hRule="atLeast"/>
           <w:cantSplit/>
         </w:trPr>
         <w:tc>

--- a/tests/outputs/soan-bien-ban-hop--tai-lon.docx
+++ b/tests/outputs/soan-bien-ban-hop--tai-lon.docx
@@ -24,7 +24,7 @@
       <w:tr>
         <w:tc>
           <w:tcPr>
-            <w:tcW w:type="dxa" w:w="4535"/>
+            <w:tcW w:type="dxa" w:w="3742"/>
           </w:tcPr>
           <w:p>
             <w:pPr>
@@ -34,6 +34,7 @@
             <w:r>
               <w:rPr>
                 <w:b w:val="0"/>
+                <w:sz w:val="24"/>
               </w:rPr>
             </w:r>
             <w:r>
@@ -47,8 +48,12 @@
           </w:p>
           <w:p>
             <w:pPr>
-              <w:spacing w:after="0"/>
+              <w:spacing w:after="80"/>
+              <w:ind w:left="113" w:right="113"/>
               <w:jc w:val="center"/>
+              <w:pBdr>
+                <w:bottom w:val="single" w:sz="4" w:space="1" w:color="000000"/>
+              </w:pBdr>
             </w:pPr>
             <w:r>
               <w:rPr>
@@ -68,7 +73,7 @@
               <w:rPr>
                 <w:rFonts w:ascii="Times New Roman" w:hAnsi="Times New Roman" w:eastAsia="Times New Roman"/>
                 <w:b w:val="0"/>
-                <w:sz w:val="24"/>
+                <w:sz w:val="26"/>
               </w:rPr>
               <w:t>Số: ....../BB-......</w:t>
             </w:r>
@@ -76,22 +81,25 @@
         </w:tc>
         <w:tc>
           <w:tcPr>
-            <w:tcW w:type="dxa" w:w="4535"/>
+            <w:tcW w:type="dxa" w:w="5329"/>
           </w:tcPr>
           <w:p>
             <w:pPr>
-              <w:spacing w:after="0"/>
+              <w:spacing w:after="80"/>
               <w:jc w:val="center"/>
             </w:pPr>
             <w:r>
               <w:rPr>
                 <w:b/>
+                <w:i w:val="0"/>
+                <w:sz w:val="24"/>
               </w:rPr>
             </w:r>
             <w:r>
               <w:rPr>
                 <w:rFonts w:ascii="Times New Roman" w:hAnsi="Times New Roman" w:eastAsia="Times New Roman"/>
                 <w:b/>
+                <w:i w:val="0"/>
                 <w:sz w:val="24"/>
               </w:rPr>
               <w:t>CỘNG HÒA XÃ HỘI CHỦ NGHĨA VIỆT NAM</w:t>
@@ -99,21 +107,26 @@
           </w:p>
           <w:p>
             <w:pPr>
-              <w:spacing w:after="0"/>
+              <w:spacing w:after="80"/>
+              <w:ind w:left="907" w:right="907"/>
               <w:jc w:val="center"/>
+              <w:pBdr>
+                <w:bottom w:val="single" w:sz="4" w:space="1" w:color="000000"/>
+              </w:pBdr>
             </w:pPr>
             <w:r>
               <w:rPr>
                 <w:rFonts w:ascii="Times New Roman" w:hAnsi="Times New Roman" w:eastAsia="Times New Roman"/>
                 <w:b/>
-                <w:sz w:val="24"/>
+                <w:i w:val="0"/>
+                <w:sz w:val="26"/>
               </w:rPr>
-              <w:t>Độc lập – Tự do – Hạnh phúc</w:t>
+              <w:t>Độc lập - Tự do - Hạnh phúc</w:t>
             </w:r>
           </w:p>
           <w:p>
             <w:pPr>
-              <w:spacing w:after="0"/>
+              <w:spacing w:after="80"/>
               <w:jc w:val="center"/>
             </w:pPr>
             <w:r>
@@ -121,7 +134,7 @@
                 <w:rFonts w:ascii="Times New Roman" w:hAnsi="Times New Roman" w:eastAsia="Times New Roman"/>
                 <w:b w:val="0"/>
                 <w:i/>
-                <w:sz w:val="24"/>
+                <w:sz w:val="26"/>
               </w:rPr>
               <w:t>Hà Nội, ngày ..... tháng ..... năm ........</w:t>
             </w:r>
@@ -132,7 +145,7 @@
     <w:p>
       <w:pPr>
         <w:keepNext w:val="0"/>
-        <w:spacing w:after="80"/>
+        <w:spacing w:after="120"/>
       </w:pPr>
       <w:r>
         <w:rPr>
@@ -206,7 +219,7 @@
     <w:p>
       <w:pPr>
         <w:keepNext w:val="0"/>
-        <w:spacing w:after="40"/>
+        <w:spacing w:after="120"/>
         <w:ind w:firstLine="567"/>
       </w:pPr>
       <w:r>
@@ -236,7 +249,7 @@
     <w:p>
       <w:pPr>
         <w:keepNext w:val="0"/>
-        <w:spacing w:after="40"/>
+        <w:spacing w:after="120"/>
         <w:ind w:firstLine="567"/>
       </w:pPr>
       <w:r>
@@ -251,8 +264,8 @@
     <w:p>
       <w:pPr>
         <w:keepNext w:val="0"/>
-        <w:spacing w:after="20"/>
-        <w:ind w:firstLine="850"/>
+        <w:spacing w:after="120"/>
+        <w:ind w:firstLine="567"/>
       </w:pPr>
       <w:r>
         <w:rPr>
@@ -266,8 +279,8 @@
     <w:p>
       <w:pPr>
         <w:keepNext w:val="0"/>
-        <w:spacing w:after="20"/>
-        <w:ind w:firstLine="850"/>
+        <w:spacing w:after="120"/>
+        <w:ind w:firstLine="567"/>
       </w:pPr>
       <w:r>
         <w:rPr>
@@ -281,8 +294,8 @@
     <w:p>
       <w:pPr>
         <w:keepNext w:val="0"/>
-        <w:spacing w:after="20"/>
-        <w:ind w:firstLine="850"/>
+        <w:spacing w:after="120"/>
+        <w:ind w:firstLine="567"/>
       </w:pPr>
       <w:r>
         <w:rPr>
@@ -296,8 +309,8 @@
     <w:p>
       <w:pPr>
         <w:keepNext w:val="0"/>
-        <w:spacing w:after="20"/>
-        <w:ind w:firstLine="850"/>
+        <w:spacing w:after="120"/>
+        <w:ind w:firstLine="567"/>
       </w:pPr>
       <w:r>
         <w:rPr>
@@ -311,8 +324,8 @@
     <w:p>
       <w:pPr>
         <w:keepNext w:val="0"/>
-        <w:spacing w:after="20"/>
-        <w:ind w:firstLine="850"/>
+        <w:spacing w:after="120"/>
+        <w:ind w:firstLine="567"/>
       </w:pPr>
       <w:r>
         <w:rPr>
@@ -326,8 +339,8 @@
     <w:p>
       <w:pPr>
         <w:keepNext w:val="0"/>
-        <w:spacing w:after="20"/>
-        <w:ind w:firstLine="850"/>
+        <w:spacing w:after="120"/>
+        <w:ind w:firstLine="567"/>
       </w:pPr>
       <w:r>
         <w:rPr>
@@ -341,8 +354,8 @@
     <w:p>
       <w:pPr>
         <w:keepNext w:val="0"/>
-        <w:spacing w:after="20"/>
-        <w:ind w:firstLine="850"/>
+        <w:spacing w:after="120"/>
+        <w:ind w:firstLine="567"/>
       </w:pPr>
       <w:r>
         <w:rPr>
@@ -356,8 +369,8 @@
     <w:p>
       <w:pPr>
         <w:keepNext w:val="0"/>
-        <w:spacing w:after="20"/>
-        <w:ind w:firstLine="850"/>
+        <w:spacing w:after="120"/>
+        <w:ind w:firstLine="567"/>
       </w:pPr>
       <w:r>
         <w:rPr>
@@ -371,8 +384,8 @@
     <w:p>
       <w:pPr>
         <w:keepNext w:val="0"/>
-        <w:spacing w:after="20"/>
-        <w:ind w:firstLine="850"/>
+        <w:spacing w:after="120"/>
+        <w:ind w:firstLine="567"/>
       </w:pPr>
       <w:r>
         <w:rPr>
@@ -386,8 +399,8 @@
     <w:p>
       <w:pPr>
         <w:keepNext w:val="0"/>
-        <w:spacing w:after="20"/>
-        <w:ind w:firstLine="850"/>
+        <w:spacing w:after="120"/>
+        <w:ind w:firstLine="567"/>
       </w:pPr>
       <w:r>
         <w:rPr>
@@ -401,8 +414,8 @@
     <w:p>
       <w:pPr>
         <w:keepNext w:val="0"/>
-        <w:spacing w:after="20"/>
-        <w:ind w:firstLine="850"/>
+        <w:spacing w:after="120"/>
+        <w:ind w:firstLine="567"/>
       </w:pPr>
       <w:r>
         <w:rPr>
@@ -416,8 +429,8 @@
     <w:p>
       <w:pPr>
         <w:keepNext w:val="0"/>
-        <w:spacing w:after="20"/>
-        <w:ind w:firstLine="850"/>
+        <w:spacing w:after="120"/>
+        <w:ind w:firstLine="567"/>
       </w:pPr>
       <w:r>
         <w:rPr>
@@ -431,8 +444,8 @@
     <w:p>
       <w:pPr>
         <w:keepNext w:val="0"/>
-        <w:spacing w:after="20"/>
-        <w:ind w:firstLine="850"/>
+        <w:spacing w:after="120"/>
+        <w:ind w:firstLine="567"/>
       </w:pPr>
       <w:r>
         <w:rPr>
@@ -446,8 +459,8 @@
     <w:p>
       <w:pPr>
         <w:keepNext w:val="0"/>
-        <w:spacing w:after="20"/>
-        <w:ind w:firstLine="850"/>
+        <w:spacing w:after="120"/>
+        <w:ind w:firstLine="567"/>
       </w:pPr>
       <w:r>
         <w:rPr>
@@ -461,8 +474,8 @@
     <w:p>
       <w:pPr>
         <w:keepNext w:val="0"/>
-        <w:spacing w:after="20"/>
-        <w:ind w:firstLine="850"/>
+        <w:spacing w:after="120"/>
+        <w:ind w:firstLine="567"/>
       </w:pPr>
       <w:r>
         <w:rPr>
@@ -476,8 +489,8 @@
     <w:p>
       <w:pPr>
         <w:keepNext w:val="0"/>
-        <w:spacing w:after="20"/>
-        <w:ind w:firstLine="850"/>
+        <w:spacing w:after="120"/>
+        <w:ind w:firstLine="567"/>
       </w:pPr>
       <w:r>
         <w:rPr>
@@ -491,8 +504,8 @@
     <w:p>
       <w:pPr>
         <w:keepNext w:val="0"/>
-        <w:spacing w:after="20"/>
-        <w:ind w:firstLine="850"/>
+        <w:spacing w:after="120"/>
+        <w:ind w:firstLine="567"/>
       </w:pPr>
       <w:r>
         <w:rPr>
@@ -506,8 +519,8 @@
     <w:p>
       <w:pPr>
         <w:keepNext w:val="0"/>
-        <w:spacing w:after="20"/>
-        <w:ind w:firstLine="850"/>
+        <w:spacing w:after="120"/>
+        <w:ind w:firstLine="567"/>
       </w:pPr>
       <w:r>
         <w:rPr>
@@ -521,8 +534,8 @@
     <w:p>
       <w:pPr>
         <w:keepNext w:val="0"/>
-        <w:spacing w:after="20"/>
-        <w:ind w:firstLine="850"/>
+        <w:spacing w:after="120"/>
+        <w:ind w:firstLine="567"/>
       </w:pPr>
       <w:r>
         <w:rPr>
@@ -536,8 +549,8 @@
     <w:p>
       <w:pPr>
         <w:keepNext w:val="0"/>
-        <w:spacing w:after="20"/>
-        <w:ind w:firstLine="850"/>
+        <w:spacing w:after="120"/>
+        <w:ind w:firstLine="567"/>
       </w:pPr>
       <w:r>
         <w:rPr>
@@ -551,8 +564,8 @@
     <w:p>
       <w:pPr>
         <w:keepNext w:val="0"/>
-        <w:spacing w:after="20"/>
-        <w:ind w:firstLine="850"/>
+        <w:spacing w:after="120"/>
+        <w:ind w:firstLine="567"/>
       </w:pPr>
       <w:r>
         <w:rPr>
@@ -566,8 +579,8 @@
     <w:p>
       <w:pPr>
         <w:keepNext w:val="0"/>
-        <w:spacing w:after="20"/>
-        <w:ind w:firstLine="850"/>
+        <w:spacing w:after="120"/>
+        <w:ind w:firstLine="567"/>
       </w:pPr>
       <w:r>
         <w:rPr>
@@ -581,8 +594,8 @@
     <w:p>
       <w:pPr>
         <w:keepNext w:val="0"/>
-        <w:spacing w:after="20"/>
-        <w:ind w:firstLine="850"/>
+        <w:spacing w:after="120"/>
+        <w:ind w:firstLine="567"/>
       </w:pPr>
       <w:r>
         <w:rPr>
@@ -596,8 +609,8 @@
     <w:p>
       <w:pPr>
         <w:keepNext w:val="0"/>
-        <w:spacing w:after="20"/>
-        <w:ind w:firstLine="850"/>
+        <w:spacing w:after="120"/>
+        <w:ind w:firstLine="567"/>
       </w:pPr>
       <w:r>
         <w:rPr>
@@ -611,8 +624,8 @@
     <w:p>
       <w:pPr>
         <w:keepNext w:val="0"/>
-        <w:spacing w:after="20"/>
-        <w:ind w:firstLine="850"/>
+        <w:spacing w:after="120"/>
+        <w:ind w:firstLine="567"/>
       </w:pPr>
       <w:r>
         <w:rPr>
@@ -626,8 +639,8 @@
     <w:p>
       <w:pPr>
         <w:keepNext w:val="0"/>
-        <w:spacing w:after="20"/>
-        <w:ind w:firstLine="850"/>
+        <w:spacing w:after="120"/>
+        <w:ind w:firstLine="567"/>
       </w:pPr>
       <w:r>
         <w:rPr>
@@ -641,8 +654,8 @@
     <w:p>
       <w:pPr>
         <w:keepNext w:val="0"/>
-        <w:spacing w:after="20"/>
-        <w:ind w:firstLine="850"/>
+        <w:spacing w:after="120"/>
+        <w:ind w:firstLine="567"/>
       </w:pPr>
       <w:r>
         <w:rPr>
@@ -656,8 +669,8 @@
     <w:p>
       <w:pPr>
         <w:keepNext w:val="0"/>
-        <w:spacing w:after="20"/>
-        <w:ind w:firstLine="850"/>
+        <w:spacing w:after="120"/>
+        <w:ind w:firstLine="567"/>
       </w:pPr>
       <w:r>
         <w:rPr>
@@ -671,8 +684,8 @@
     <w:p>
       <w:pPr>
         <w:keepNext w:val="0"/>
-        <w:spacing w:after="20"/>
-        <w:ind w:firstLine="850"/>
+        <w:spacing w:after="120"/>
+        <w:ind w:firstLine="567"/>
       </w:pPr>
       <w:r>
         <w:rPr>
@@ -686,8 +699,8 @@
     <w:p>
       <w:pPr>
         <w:keepNext w:val="0"/>
-        <w:spacing w:after="20"/>
-        <w:ind w:firstLine="850"/>
+        <w:spacing w:after="120"/>
+        <w:ind w:firstLine="567"/>
       </w:pPr>
       <w:r>
         <w:rPr>
@@ -701,8 +714,8 @@
     <w:p>
       <w:pPr>
         <w:keepNext w:val="0"/>
-        <w:spacing w:after="20"/>
-        <w:ind w:firstLine="850"/>
+        <w:spacing w:after="120"/>
+        <w:ind w:firstLine="567"/>
       </w:pPr>
       <w:r>
         <w:rPr>
@@ -716,8 +729,8 @@
     <w:p>
       <w:pPr>
         <w:keepNext w:val="0"/>
-        <w:spacing w:after="20"/>
-        <w:ind w:firstLine="850"/>
+        <w:spacing w:after="120"/>
+        <w:ind w:firstLine="567"/>
       </w:pPr>
       <w:r>
         <w:rPr>
@@ -731,8 +744,8 @@
     <w:p>
       <w:pPr>
         <w:keepNext w:val="0"/>
-        <w:spacing w:after="20"/>
-        <w:ind w:firstLine="850"/>
+        <w:spacing w:after="120"/>
+        <w:ind w:firstLine="567"/>
       </w:pPr>
       <w:r>
         <w:rPr>
@@ -746,8 +759,8 @@
     <w:p>
       <w:pPr>
         <w:keepNext w:val="0"/>
-        <w:spacing w:after="20"/>
-        <w:ind w:firstLine="850"/>
+        <w:spacing w:after="120"/>
+        <w:ind w:firstLine="567"/>
       </w:pPr>
       <w:r>
         <w:rPr>
@@ -761,8 +774,8 @@
     <w:p>
       <w:pPr>
         <w:keepNext w:val="0"/>
-        <w:spacing w:after="20"/>
-        <w:ind w:firstLine="850"/>
+        <w:spacing w:after="120"/>
+        <w:ind w:firstLine="567"/>
       </w:pPr>
       <w:r>
         <w:rPr>
@@ -776,8 +789,8 @@
     <w:p>
       <w:pPr>
         <w:keepNext w:val="0"/>
-        <w:spacing w:after="20"/>
-        <w:ind w:firstLine="850"/>
+        <w:spacing w:after="120"/>
+        <w:ind w:firstLine="567"/>
       </w:pPr>
       <w:r>
         <w:rPr>
@@ -791,8 +804,8 @@
     <w:p>
       <w:pPr>
         <w:keepNext w:val="0"/>
-        <w:spacing w:after="20"/>
-        <w:ind w:firstLine="850"/>
+        <w:spacing w:after="120"/>
+        <w:ind w:firstLine="567"/>
       </w:pPr>
       <w:r>
         <w:rPr>
@@ -806,8 +819,8 @@
     <w:p>
       <w:pPr>
         <w:keepNext w:val="0"/>
-        <w:spacing w:after="20"/>
-        <w:ind w:firstLine="850"/>
+        <w:spacing w:after="120"/>
+        <w:ind w:firstLine="567"/>
       </w:pPr>
       <w:r>
         <w:rPr>
@@ -821,8 +834,8 @@
     <w:p>
       <w:pPr>
         <w:keepNext w:val="0"/>
-        <w:spacing w:after="20"/>
-        <w:ind w:firstLine="850"/>
+        <w:spacing w:after="120"/>
+        <w:ind w:firstLine="567"/>
       </w:pPr>
       <w:r>
         <w:rPr>
@@ -836,8 +849,8 @@
     <w:p>
       <w:pPr>
         <w:keepNext w:val="0"/>
-        <w:spacing w:after="20"/>
-        <w:ind w:firstLine="850"/>
+        <w:spacing w:after="120"/>
+        <w:ind w:firstLine="567"/>
       </w:pPr>
       <w:r>
         <w:rPr>
@@ -851,7 +864,7 @@
     <w:p>
       <w:pPr>
         <w:keepNext w:val="0"/>
-        <w:spacing w:after="40"/>
+        <w:spacing w:after="120"/>
         <w:ind w:firstLine="567"/>
       </w:pPr>
       <w:r>
@@ -866,7 +879,7 @@
     <w:p>
       <w:pPr>
         <w:keepNext w:val="0"/>
-        <w:spacing w:after="80"/>
+        <w:spacing w:after="120"/>
         <w:ind w:firstLine="567"/>
         <w:jc w:val="both"/>
       </w:pPr>
@@ -882,7 +895,7 @@
     <w:p>
       <w:pPr>
         <w:keepNext w:val="0"/>
-        <w:spacing w:after="80"/>
+        <w:spacing w:after="120"/>
         <w:ind w:firstLine="567"/>
         <w:jc w:val="both"/>
       </w:pPr>
@@ -898,7 +911,7 @@
     <w:p>
       <w:pPr>
         <w:keepNext w:val="0"/>
-        <w:spacing w:after="80"/>
+        <w:spacing w:after="120"/>
         <w:ind w:firstLine="567"/>
         <w:jc w:val="both"/>
       </w:pPr>
@@ -914,7 +927,7 @@
     <w:p>
       <w:pPr>
         <w:keepNext w:val="0"/>
-        <w:spacing w:after="80"/>
+        <w:spacing w:after="120"/>
         <w:ind w:firstLine="567"/>
         <w:jc w:val="both"/>
       </w:pPr>
@@ -930,7 +943,7 @@
     <w:p>
       <w:pPr>
         <w:keepNext w:val="0"/>
-        <w:spacing w:after="80"/>
+        <w:spacing w:after="120"/>
         <w:ind w:firstLine="567"/>
         <w:jc w:val="both"/>
       </w:pPr>
@@ -946,7 +959,7 @@
     <w:p>
       <w:pPr>
         <w:keepNext w:val="0"/>
-        <w:spacing w:after="80"/>
+        <w:spacing w:after="120"/>
         <w:ind w:firstLine="567"/>
         <w:jc w:val="both"/>
       </w:pPr>
@@ -962,7 +975,7 @@
     <w:p>
       <w:pPr>
         <w:keepNext w:val="0"/>
-        <w:spacing w:after="80"/>
+        <w:spacing w:after="120"/>
         <w:ind w:firstLine="567"/>
         <w:jc w:val="both"/>
       </w:pPr>
@@ -978,7 +991,7 @@
     <w:p>
       <w:pPr>
         <w:keepNext w:val="0"/>
-        <w:spacing w:after="80"/>
+        <w:spacing w:after="120"/>
         <w:ind w:firstLine="567"/>
         <w:jc w:val="both"/>
       </w:pPr>
@@ -994,7 +1007,7 @@
     <w:p>
       <w:pPr>
         <w:keepNext w:val="0"/>
-        <w:spacing w:after="80"/>
+        <w:spacing w:after="120"/>
         <w:ind w:firstLine="567"/>
         <w:jc w:val="both"/>
       </w:pPr>
@@ -1010,7 +1023,7 @@
     <w:p>
       <w:pPr>
         <w:keepNext w:val="0"/>
-        <w:spacing w:after="80"/>
+        <w:spacing w:after="120"/>
         <w:ind w:firstLine="567"/>
         <w:jc w:val="both"/>
       </w:pPr>
@@ -1026,7 +1039,7 @@
     <w:p>
       <w:pPr>
         <w:keepNext w:val="0"/>
-        <w:spacing w:after="80"/>
+        <w:spacing w:after="120"/>
         <w:ind w:firstLine="567"/>
         <w:jc w:val="both"/>
       </w:pPr>
@@ -1042,7 +1055,7 @@
     <w:p>
       <w:pPr>
         <w:keepNext w:val="0"/>
-        <w:spacing w:after="80"/>
+        <w:spacing w:after="120"/>
         <w:ind w:firstLine="567"/>
         <w:jc w:val="both"/>
       </w:pPr>
@@ -1058,7 +1071,7 @@
     <w:p>
       <w:pPr>
         <w:keepNext w:val="0"/>
-        <w:spacing w:after="80"/>
+        <w:spacing w:after="120"/>
         <w:ind w:firstLine="567"/>
         <w:jc w:val="both"/>
       </w:pPr>
@@ -1074,7 +1087,7 @@
     <w:p>
       <w:pPr>
         <w:keepNext w:val="0"/>
-        <w:spacing w:after="80"/>
+        <w:spacing w:after="120"/>
         <w:ind w:firstLine="567"/>
         <w:jc w:val="both"/>
       </w:pPr>
@@ -1090,7 +1103,7 @@
     <w:p>
       <w:pPr>
         <w:keepNext w:val="0"/>
-        <w:spacing w:after="80"/>
+        <w:spacing w:after="120"/>
         <w:ind w:firstLine="567"/>
         <w:jc w:val="both"/>
       </w:pPr>
@@ -1106,7 +1119,7 @@
     <w:p>
       <w:pPr>
         <w:keepNext w:val="0"/>
-        <w:spacing w:after="80"/>
+        <w:spacing w:after="120"/>
         <w:ind w:firstLine="567"/>
         <w:jc w:val="both"/>
       </w:pPr>
@@ -1122,7 +1135,7 @@
     <w:p>
       <w:pPr>
         <w:keepNext w:val="0"/>
-        <w:spacing w:after="40"/>
+        <w:spacing w:after="120"/>
         <w:ind w:firstLine="567"/>
       </w:pPr>
       <w:r>
@@ -1137,7 +1150,7 @@
     <w:p>
       <w:pPr>
         <w:keepNext w:val="0"/>
-        <w:spacing w:after="40"/>
+        <w:spacing w:after="120"/>
         <w:ind w:firstLine="567"/>
         <w:jc w:val="both"/>
       </w:pPr>
@@ -1153,7 +1166,7 @@
     <w:p>
       <w:pPr>
         <w:keepNext w:val="0"/>
-        <w:spacing w:after="40"/>
+        <w:spacing w:after="120"/>
         <w:ind w:firstLine="567"/>
         <w:jc w:val="both"/>
       </w:pPr>
@@ -1169,7 +1182,7 @@
     <w:p>
       <w:pPr>
         <w:keepNext w:val="0"/>
-        <w:spacing w:after="40"/>
+        <w:spacing w:after="120"/>
         <w:ind w:firstLine="567"/>
         <w:jc w:val="both"/>
       </w:pPr>
@@ -1185,7 +1198,7 @@
     <w:p>
       <w:pPr>
         <w:keepNext w:val="0"/>
-        <w:spacing w:after="40"/>
+        <w:spacing w:after="120"/>
         <w:ind w:firstLine="567"/>
         <w:jc w:val="both"/>
       </w:pPr>
@@ -1201,7 +1214,7 @@
     <w:p>
       <w:pPr>
         <w:keepNext w:val="0"/>
-        <w:spacing w:after="40"/>
+        <w:spacing w:after="120"/>
         <w:ind w:firstLine="567"/>
         <w:jc w:val="both"/>
       </w:pPr>
@@ -1217,7 +1230,7 @@
     <w:p>
       <w:pPr>
         <w:keepNext w:val="0"/>
-        <w:spacing w:after="40"/>
+        <w:spacing w:after="120"/>
         <w:ind w:firstLine="567"/>
         <w:jc w:val="both"/>
       </w:pPr>
@@ -1233,7 +1246,7 @@
     <w:p>
       <w:pPr>
         <w:keepNext w:val="0"/>
-        <w:spacing w:after="40"/>
+        <w:spacing w:after="120"/>
         <w:ind w:firstLine="567"/>
         <w:jc w:val="both"/>
       </w:pPr>
@@ -1249,7 +1262,7 @@
     <w:p>
       <w:pPr>
         <w:keepNext w:val="0"/>
-        <w:spacing w:after="40"/>
+        <w:spacing w:after="120"/>
         <w:ind w:firstLine="567"/>
         <w:jc w:val="both"/>
       </w:pPr>
@@ -1265,7 +1278,7 @@
     <w:p>
       <w:pPr>
         <w:keepNext/>
-        <w:spacing w:after="40"/>
+        <w:spacing w:after="120"/>
         <w:ind w:firstLine="567"/>
         <w:jc w:val="both"/>
       </w:pPr>
